--- a/pr-preview/pr-231/chapters/slides-posters-figures-tracked-changes.docx
+++ b/pr-preview/pr-231/chapters/slides-posters-figures-tracked-changes.docx
@@ -26,7 +26,7 @@
       </w:pPr>
       <w:ins w:id="2" w:author="PR Preview" w:date="2026-01-01T00:00:00Z">
         <w:r>
-          <w:t xml:space="preserve">Last modified: 2026-10-16 03:46:06 (PDT)</w:t>
+          <w:t xml:space="preserve">Last modified: 2026-10-16 03:53:51 (PDT)</w:t>
         </w:r>
       </w:ins>
     </w:p>
@@ -476,7 +476,7 @@
       </w:r>
     </w:p>
     <w:bookmarkEnd w:id="12"/>
-    <w:bookmarkStart w:id="17" w:name="sec-scientific-figures"/>
+    <w:bookmarkStart w:id="18" w:name="sec-scientific-figures"/>
     <w:p>
       <w:pPr>
         <w:pStyle w:val="Heading2"/>
@@ -840,7 +840,7 @@
       </w:pPr>
       <w:ins w:id="6" w:author="PR Preview" w:date="2026-01-01T00:00:00Z">
         <w:r>
-          <w:t xml:space="preserve">Draw the figure with a modern package, such as ggplot2,</w:t>
+          <w:t xml:space="preserve">Draw the figure with a modern package, such as</w:t>
         </w:r>
       </w:ins>
       <w:ins w:id="7" w:author="PR Preview" w:date="2026-01-01T00:00:00Z">
@@ -848,22 +848,67 @@
           <w:t xml:space="preserve"> </w:t>
         </w:r>
       </w:ins>
-      <w:ins w:id="8" w:author="PR Preview" w:date="2026-01-01T00:00:00Z">
-        <w:r>
-          <w:t xml:space="preserve">and with plotly when an interactive version helps,</w:t>
-        </w:r>
-      </w:ins>
+      <w:hyperlink r:id="rId16">
+        <w:ins w:id="8" w:author="PR Preview" w:date="2026-01-01T00:00:00Z">
+          <w:r>
+            <w:rPr>
+              <w:rStyle w:val="Hyperlink"/>
+            </w:rPr>
+            <w:t xml:space="preserve">ggplot2</w:t>
+          </w:r>
+        </w:ins>
+      </w:hyperlink>
       <w:ins w:id="9" w:author="PR Preview" w:date="2026-01-01T00:00:00Z">
         <w:r>
-          <w:t xml:space="preserve"> </w:t>
+          <w:t xml:space="preserve">,</w:t>
         </w:r>
       </w:ins>
       <w:ins w:id="10" w:author="PR Preview" w:date="2026-01-01T00:00:00Z">
         <w:r>
-          <w:t xml:space="preserve">rather than with base graphics (</w:t>
+          <w:t xml:space="preserve"> </w:t>
         </w:r>
       </w:ins>
       <w:ins w:id="11" w:author="PR Preview" w:date="2026-01-01T00:00:00Z">
+        <w:r>
+          <w:t xml:space="preserve">and with</w:t>
+        </w:r>
+      </w:ins>
+      <w:ins w:id="12" w:author="PR Preview" w:date="2026-01-01T00:00:00Z">
+        <w:r>
+          <w:t xml:space="preserve"> </w:t>
+        </w:r>
+      </w:ins>
+      <w:hyperlink r:id="rId13">
+        <w:ins w:id="13" w:author="PR Preview" w:date="2026-01-01T00:00:00Z">
+          <w:r>
+            <w:rPr>
+              <w:rStyle w:val="Hyperlink"/>
+            </w:rPr>
+            <w:t xml:space="preserve">plotly</w:t>
+          </w:r>
+        </w:ins>
+      </w:hyperlink>
+      <w:ins w:id="14" w:author="PR Preview" w:date="2026-01-01T00:00:00Z">
+        <w:r>
+          <w:t xml:space="preserve"> </w:t>
+        </w:r>
+      </w:ins>
+      <w:ins w:id="15" w:author="PR Preview" w:date="2026-01-01T00:00:00Z">
+        <w:r>
+          <w:t xml:space="preserve">when an interactive version helps,</w:t>
+        </w:r>
+      </w:ins>
+      <w:ins w:id="16" w:author="PR Preview" w:date="2026-01-01T00:00:00Z">
+        <w:r>
+          <w:t xml:space="preserve"> </w:t>
+        </w:r>
+      </w:ins>
+      <w:ins w:id="17" w:author="PR Preview" w:date="2026-01-01T00:00:00Z">
+        <w:r>
+          <w:t xml:space="preserve">rather than with base graphics (</w:t>
+        </w:r>
+      </w:ins>
+      <w:ins w:id="18" w:author="PR Preview" w:date="2026-01-01T00:00:00Z">
         <w:r>
           <w:rPr>
             <w:rStyle w:val="VerbatimChar"/>
@@ -871,17 +916,17 @@
           <w:t xml:space="preserve">plot()</w:t>
         </w:r>
       </w:ins>
-      <w:ins w:id="12" w:author="PR Preview" w:date="2026-01-01T00:00:00Z">
+      <w:ins w:id="19" w:author="PR Preview" w:date="2026-01-01T00:00:00Z">
         <w:r>
           <w:t xml:space="preserve">,</w:t>
         </w:r>
       </w:ins>
-      <w:ins w:id="13" w:author="PR Preview" w:date="2026-01-01T00:00:00Z">
+      <w:ins w:id="20" w:author="PR Preview" w:date="2026-01-01T00:00:00Z">
         <w:r>
           <w:t xml:space="preserve"> </w:t>
         </w:r>
       </w:ins>
-      <w:ins w:id="14" w:author="PR Preview" w:date="2026-01-01T00:00:00Z">
+      <w:ins w:id="21" w:author="PR Preview" w:date="2026-01-01T00:00:00Z">
         <w:r>
           <w:rPr>
             <w:rStyle w:val="VerbatimChar"/>
@@ -889,17 +934,17 @@
           <w:t xml:space="preserve">par()</w:t>
         </w:r>
       </w:ins>
-      <w:ins w:id="15" w:author="PR Preview" w:date="2026-01-01T00:00:00Z">
+      <w:ins w:id="22" w:author="PR Preview" w:date="2026-01-01T00:00:00Z">
         <w:r>
           <w:t xml:space="preserve">,</w:t>
         </w:r>
       </w:ins>
-      <w:ins w:id="16" w:author="PR Preview" w:date="2026-01-01T00:00:00Z">
+      <w:ins w:id="23" w:author="PR Preview" w:date="2026-01-01T00:00:00Z">
         <w:r>
           <w:t xml:space="preserve"> </w:t>
         </w:r>
       </w:ins>
-      <w:ins w:id="17" w:author="PR Preview" w:date="2026-01-01T00:00:00Z">
+      <w:ins w:id="24" w:author="PR Preview" w:date="2026-01-01T00:00:00Z">
         <w:r>
           <w:rPr>
             <w:rStyle w:val="VerbatimChar"/>
@@ -907,7 +952,7 @@
           <w:t xml:space="preserve">lines()</w:t>
         </w:r>
       </w:ins>
-      <w:ins w:id="18" w:author="PR Preview" w:date="2026-01-01T00:00:00Z">
+      <w:ins w:id="25" w:author="PR Preview" w:date="2026-01-01T00:00:00Z">
         <w:r>
           <w:t xml:space="preserve">) or other older packages.</w:t>
         </w:r>
@@ -983,7 +1028,7 @@
           <w:numId w:val="1004"/>
         </w:numPr>
       </w:pPr>
-      <w:hyperlink r:id="rId16">
+      <w:hyperlink r:id="rId17">
         <w:r>
           <w:rPr>
             <w:rStyle w:val="Hyperlink"/>
@@ -1010,8 +1055,8 @@
         <w:t xml:space="preserve">with sidenotes, typography, and tight integration of graphics with text</w:t>
       </w:r>
     </w:p>
-    <w:bookmarkEnd w:id="17"/>
-    <w:bookmarkStart w:id="33" w:name="sec-3d-graphs"/>
+    <w:bookmarkEnd w:id="18"/>
+    <w:bookmarkStart w:id="34" w:name="sec-3d-graphs"/>
     <w:p>
       <w:pPr>
         <w:pStyle w:val="Heading2"/>
@@ -1132,7 +1177,7 @@
       <w:r>
         <w:t xml:space="preserve"> </w:t>
       </w:r>
-      <w:hyperlink r:id="rId18">
+      <w:hyperlink r:id="rId19">
         <w:r>
           <w:rPr>
             <w:rStyle w:val="Hyperlink"/>
@@ -1164,7 +1209,7 @@
       <w:r>
         <w:t xml:space="preserve"> </w:t>
       </w:r>
-      <w:hyperlink r:id="rId19">
+      <w:hyperlink r:id="rId20">
         <w:r>
           <w:rPr>
             <w:rStyle w:val="Hyperlink"/>
@@ -1238,18 +1283,18 @@
                 <wp:inline>
                   <wp:extent cx="152400" cy="152400"/>
                   <wp:effectExtent b="0" l="0" r="0" t="0"/>
-                  <wp:docPr descr="" title="" id="21" name="Picture"/>
+                  <wp:docPr descr="" title="" id="22" name="Picture"/>
                   <a:graphic>
                     <a:graphicData uri="http://schemas.openxmlformats.org/drawingml/2006/picture">
                       <pic:pic>
                         <pic:nvPicPr>
-                          <pic:cNvPr descr="/opt/quarto/share/formats/docx/note.png" id="22" name="Picture"/>
+                          <pic:cNvPr descr="/opt/quarto/share/formats/docx/note.png" id="23" name="Picture"/>
                           <pic:cNvPicPr>
                             <a:picLocks noChangeArrowheads="1" noChangeAspect="1"/>
                           </pic:cNvPicPr>
                         </pic:nvPicPr>
                         <pic:blipFill>
-                          <a:blip r:embed="rId20"/>
+                          <a:blip r:embed="rId21"/>
                           <a:stretch>
                             <a:fillRect/>
                           </a:stretch>
@@ -1317,7 +1362,7 @@
             <w:r>
               <w:t xml:space="preserve"> </w:t>
             </w:r>
-            <w:hyperlink r:id="rId23">
+            <w:hyperlink r:id="rId24">
               <w:r>
                 <w:rPr>
                   <w:rStyle w:val="Hyperlink"/>
@@ -1334,7 +1379,7 @@
             <w:r>
               <w:t xml:space="preserve"> </w:t>
             </w:r>
-            <w:hyperlink r:id="rId24">
+            <w:hyperlink r:id="rId25">
               <w:r>
                 <w:rPr>
                   <w:rStyle w:val="Hyperlink"/>
@@ -1363,7 +1408,7 @@
             <w:r>
               <w:t xml:space="preserve"> </w:t>
             </w:r>
-            <w:hyperlink r:id="rId25">
+            <w:hyperlink r:id="rId26">
               <w:r>
                 <w:rPr>
                   <w:rStyle w:val="Hyperlink"/>
@@ -1388,8 +1433,8 @@
         </w:tc>
       </w:tr>
     </w:tbl>
-    <w:bookmarkStart w:id="32" w:name="refs"/>
-    <w:bookmarkStart w:id="27" w:name="ref-kirchoff2021"/>
+    <w:bookmarkStart w:id="33" w:name="refs"/>
+    <w:bookmarkStart w:id="28" w:name="ref-kirchoff2021"/>
     <w:p>
       <w:pPr>
         <w:pStyle w:val="Bibliography"/>
@@ -1422,7 +1467,7 @@
       <w:r>
         <w:t xml:space="preserve"> </w:t>
       </w:r>
-      <w:hyperlink r:id="rId26">
+      <w:hyperlink r:id="rId27">
         <w:r>
           <w:rPr>
             <w:rStyle w:val="Hyperlink"/>
@@ -1434,8 +1479,8 @@
         <w:t xml:space="preserve">.</w:t>
       </w:r>
     </w:p>
-    <w:bookmarkEnd w:id="27"/>
-    <w:bookmarkStart w:id="29" w:name="ref-ratcliff2023"/>
+    <w:bookmarkEnd w:id="28"/>
+    <w:bookmarkStart w:id="30" w:name="ref-ratcliff2023"/>
     <w:p>
       <w:pPr>
         <w:pStyle w:val="Bibliography"/>
@@ -1480,7 +1525,7 @@
       <w:r>
         <w:t xml:space="preserve"> </w:t>
       </w:r>
-      <w:hyperlink r:id="rId28">
+      <w:hyperlink r:id="rId29">
         <w:r>
           <w:rPr>
             <w:rStyle w:val="Hyperlink"/>
@@ -1492,8 +1537,8 @@
         <w:t xml:space="preserve">.</w:t>
       </w:r>
     </w:p>
-    <w:bookmarkEnd w:id="29"/>
-    <w:bookmarkStart w:id="31" w:name="ref-rougier2014"/>
+    <w:bookmarkEnd w:id="30"/>
+    <w:bookmarkStart w:id="32" w:name="ref-rougier2014"/>
     <w:p>
       <w:pPr>
         <w:pStyle w:val="Bibliography"/>
@@ -1526,7 +1571,7 @@
       <w:r>
         <w:t xml:space="preserve"> </w:t>
       </w:r>
-      <w:hyperlink r:id="rId30">
+      <w:hyperlink r:id="rId31">
         <w:r>
           <w:rPr>
             <w:rStyle w:val="Hyperlink"/>
@@ -1538,9 +1583,9 @@
         <w:t xml:space="preserve">.</w:t>
       </w:r>
     </w:p>
-    <w:bookmarkEnd w:id="31"/>
     <w:bookmarkEnd w:id="32"/>
     <w:bookmarkEnd w:id="33"/>
+    <w:bookmarkEnd w:id="34"/>
     <w:sectPr>
       <w:footnotePr>
         <w:numRestart w:val="eachSect"/>

--- a/pr-preview/pr-231/chapters/slides-posters-figures-tracked-changes.docx
+++ b/pr-preview/pr-231/chapters/slides-posters-figures-tracked-changes.docx
@@ -16,7 +16,7 @@
       </w:pPr>
       <w:del w:id="1" w:author="PR Preview" w:date="2026-01-01T00:00:00Z">
         <w:r>
-          <w:delText xml:space="preserve">Last modified: 2026-10-16 03:42:31 (PDT)</w:delText>
+          <w:delText xml:space="preserve">Last modified: 2026-10-16 04:14:45 (PDT)</w:delText>
         </w:r>
       </w:del>
     </w:p>
@@ -26,7 +26,7 @@
       </w:pPr>
       <w:ins w:id="2" w:author="PR Preview" w:date="2026-01-01T00:00:00Z">
         <w:r>
-          <w:t xml:space="preserve">Last modified: 2026-10-16 03:53:51 (PDT)</w:t>
+          <w:t xml:space="preserve">Last modified: 2026-10-16 04:19:44 (PDT)</w:t>
         </w:r>
       </w:ins>
     </w:p>
@@ -476,7 +476,7 @@
       </w:r>
     </w:p>
     <w:bookmarkEnd w:id="12"/>
-    <w:bookmarkStart w:id="18" w:name="sec-scientific-figures"/>
+    <w:bookmarkStart w:id="19" w:name="sec-scientific-figures"/>
     <w:p>
       <w:pPr>
         <w:pStyle w:val="Heading2"/>
@@ -816,7 +816,7 @@
       </w:pPr>
       <w:ins w:id="3" w:author="PR Preview" w:date="2026-01-01T00:00:00Z">
         <w:r>
-          <w:t xml:space="preserve">Put the legend at the bottom of the plot, unless you have a reason to put it elsewhere.</w:t>
+          <w:t xml:space="preserve">Put the plot’s legend (the key to colors, shapes and line types) at the bottom of the plot, unless you have a reason to put it elsewhere.</w:t>
         </w:r>
       </w:ins>
       <w:ins w:id="4" w:author="PR Preview" w:date="2026-01-01T00:00:00Z">
@@ -840,7 +840,7 @@
       </w:pPr>
       <w:ins w:id="6" w:author="PR Preview" w:date="2026-01-01T00:00:00Z">
         <w:r>
-          <w:t xml:space="preserve">Draw the figure with a modern package, such as</w:t>
+          <w:t xml:space="preserve">In R, draw the static version of a figure with</w:t>
         </w:r>
       </w:ins>
       <w:ins w:id="7" w:author="PR Preview" w:date="2026-01-01T00:00:00Z">
@@ -870,7 +870,7 @@
       </w:ins>
       <w:ins w:id="11" w:author="PR Preview" w:date="2026-01-01T00:00:00Z">
         <w:r>
-          <w:t xml:space="preserve">and with</w:t>
+          <w:t xml:space="preserve">and the interactive version with plotly as described in</w:t>
         </w:r>
       </w:ins>
       <w:ins w:id="12" w:author="PR Preview" w:date="2026-01-01T00:00:00Z">
@@ -878,85 +878,46 @@
           <w:t xml:space="preserve"> </w:t>
         </w:r>
       </w:ins>
-      <w:hyperlink r:id="rId13">
+      <w:hyperlink w:anchor="sec-scientific-figures">
         <w:ins w:id="13" w:author="PR Preview" w:date="2026-01-01T00:00:00Z">
           <w:r>
             <w:rPr>
               <w:rStyle w:val="Hyperlink"/>
             </w:rPr>
-            <w:t xml:space="preserve">plotly</w:t>
+            <w:t xml:space="preserve">Section 3</w:t>
           </w:r>
         </w:ins>
       </w:hyperlink>
       <w:ins w:id="14" w:author="PR Preview" w:date="2026-01-01T00:00:00Z">
         <w:r>
-          <w:t xml:space="preserve"> </w:t>
+          <w:t xml:space="preserve">.</w:t>
         </w:r>
       </w:ins>
       <w:ins w:id="15" w:author="PR Preview" w:date="2026-01-01T00:00:00Z">
         <w:r>
-          <w:t xml:space="preserve">when an interactive version helps,</w:t>
+          <w:t xml:space="preserve"> </w:t>
         </w:r>
       </w:ins>
-      <w:ins w:id="16" w:author="PR Preview" w:date="2026-01-01T00:00:00Z">
+      <w:hyperlink r:id="rId17">
+        <w:ins w:id="16" w:author="PR Preview" w:date="2026-01-01T00:00:00Z">
+          <w:r>
+            <w:rPr>
+              <w:rStyle w:val="Hyperlink"/>
+            </w:rPr>
+            <w:t xml:space="preserve">Present R results with modern packages</w:t>
+          </w:r>
+        </w:ins>
+      </w:hyperlink>
+      <w:ins w:id="17" w:author="PR Preview" w:date="2026-01-01T00:00:00Z">
         <w:r>
           <w:t xml:space="preserve"> </w:t>
         </w:r>
       </w:ins>
-      <w:ins w:id="17" w:author="PR Preview" w:date="2026-01-01T00:00:00Z">
+      <w:ins w:id="18" w:author="PR Preview" w:date="2026-01-01T00:00:00Z">
         <w:r>
-          <w:t xml:space="preserve">rather than with base graphics (</w:t>
+          <w:t xml:space="preserve">gives the reasons.</w:t>
         </w:r>
       </w:ins>
-      <w:ins w:id="18" w:author="PR Preview" w:date="2026-01-01T00:00:00Z">
-        <w:r>
-          <w:rPr>
-            <w:rStyle w:val="VerbatimChar"/>
-          </w:rPr>
-          <w:t xml:space="preserve">plot()</w:t>
-        </w:r>
-      </w:ins>
-      <w:ins w:id="19" w:author="PR Preview" w:date="2026-01-01T00:00:00Z">
-        <w:r>
-          <w:t xml:space="preserve">,</w:t>
-        </w:r>
-      </w:ins>
-      <w:ins w:id="20" w:author="PR Preview" w:date="2026-01-01T00:00:00Z">
-        <w:r>
-          <w:t xml:space="preserve"> </w:t>
-        </w:r>
-      </w:ins>
-      <w:ins w:id="21" w:author="PR Preview" w:date="2026-01-01T00:00:00Z">
-        <w:r>
-          <w:rPr>
-            <w:rStyle w:val="VerbatimChar"/>
-          </w:rPr>
-          <w:t xml:space="preserve">par()</w:t>
-        </w:r>
-      </w:ins>
-      <w:ins w:id="22" w:author="PR Preview" w:date="2026-01-01T00:00:00Z">
-        <w:r>
-          <w:t xml:space="preserve">,</w:t>
-        </w:r>
-      </w:ins>
-      <w:ins w:id="23" w:author="PR Preview" w:date="2026-01-01T00:00:00Z">
-        <w:r>
-          <w:t xml:space="preserve"> </w:t>
-        </w:r>
-      </w:ins>
-      <w:ins w:id="24" w:author="PR Preview" w:date="2026-01-01T00:00:00Z">
-        <w:r>
-          <w:rPr>
-            <w:rStyle w:val="VerbatimChar"/>
-          </w:rPr>
-          <w:t xml:space="preserve">lines()</w:t>
-        </w:r>
-      </w:ins>
-      <w:ins w:id="25" w:author="PR Preview" w:date="2026-01-01T00:00:00Z">
-        <w:r>
-          <w:t xml:space="preserve">) or other older packages.</w:t>
-        </w:r>
-      </w:ins>
     </w:p>
     <w:p>
       <w:pPr>
@@ -1028,7 +989,7 @@
           <w:numId w:val="1004"/>
         </w:numPr>
       </w:pPr>
-      <w:hyperlink r:id="rId17">
+      <w:hyperlink r:id="rId18">
         <w:r>
           <w:rPr>
             <w:rStyle w:val="Hyperlink"/>
@@ -1055,8 +1016,8 @@
         <w:t xml:space="preserve">with sidenotes, typography, and tight integration of graphics with text</w:t>
       </w:r>
     </w:p>
-    <w:bookmarkEnd w:id="18"/>
-    <w:bookmarkStart w:id="34" w:name="sec-3d-graphs"/>
+    <w:bookmarkEnd w:id="19"/>
+    <w:bookmarkStart w:id="35" w:name="sec-3d-graphs"/>
     <w:p>
       <w:pPr>
         <w:pStyle w:val="Heading2"/>
@@ -1177,7 +1138,7 @@
       <w:r>
         <w:t xml:space="preserve"> </w:t>
       </w:r>
-      <w:hyperlink r:id="rId19">
+      <w:hyperlink r:id="rId20">
         <w:r>
           <w:rPr>
             <w:rStyle w:val="Hyperlink"/>
@@ -1209,7 +1170,7 @@
       <w:r>
         <w:t xml:space="preserve"> </w:t>
       </w:r>
-      <w:hyperlink r:id="rId20">
+      <w:hyperlink r:id="rId21">
         <w:r>
           <w:rPr>
             <w:rStyle w:val="Hyperlink"/>
@@ -1283,18 +1244,18 @@
                 <wp:inline>
                   <wp:extent cx="152400" cy="152400"/>
                   <wp:effectExtent b="0" l="0" r="0" t="0"/>
-                  <wp:docPr descr="" title="" id="22" name="Picture"/>
+                  <wp:docPr descr="" title="" id="23" name="Picture"/>
                   <a:graphic>
                     <a:graphicData uri="http://schemas.openxmlformats.org/drawingml/2006/picture">
                       <pic:pic>
                         <pic:nvPicPr>
-                          <pic:cNvPr descr="/opt/quarto/share/formats/docx/note.png" id="23" name="Picture"/>
+                          <pic:cNvPr descr="/opt/quarto/share/formats/docx/note.png" id="24" name="Picture"/>
                           <pic:cNvPicPr>
                             <a:picLocks noChangeArrowheads="1" noChangeAspect="1"/>
                           </pic:cNvPicPr>
                         </pic:nvPicPr>
                         <pic:blipFill>
-                          <a:blip r:embed="rId21"/>
+                          <a:blip r:embed="rId22"/>
                           <a:stretch>
                             <a:fillRect/>
                           </a:stretch>
@@ -1362,7 +1323,7 @@
             <w:r>
               <w:t xml:space="preserve"> </w:t>
             </w:r>
-            <w:hyperlink r:id="rId24">
+            <w:hyperlink r:id="rId25">
               <w:r>
                 <w:rPr>
                   <w:rStyle w:val="Hyperlink"/>
@@ -1379,7 +1340,7 @@
             <w:r>
               <w:t xml:space="preserve"> </w:t>
             </w:r>
-            <w:hyperlink r:id="rId25">
+            <w:hyperlink r:id="rId26">
               <w:r>
                 <w:rPr>
                   <w:rStyle w:val="Hyperlink"/>
@@ -1408,7 +1369,7 @@
             <w:r>
               <w:t xml:space="preserve"> </w:t>
             </w:r>
-            <w:hyperlink r:id="rId26">
+            <w:hyperlink r:id="rId27">
               <w:r>
                 <w:rPr>
                   <w:rStyle w:val="Hyperlink"/>
@@ -1433,8 +1394,8 @@
         </w:tc>
       </w:tr>
     </w:tbl>
-    <w:bookmarkStart w:id="33" w:name="refs"/>
-    <w:bookmarkStart w:id="28" w:name="ref-kirchoff2021"/>
+    <w:bookmarkStart w:id="34" w:name="refs"/>
+    <w:bookmarkStart w:id="29" w:name="ref-kirchoff2021"/>
     <w:p>
       <w:pPr>
         <w:pStyle w:val="Bibliography"/>
@@ -1467,7 +1428,7 @@
       <w:r>
         <w:t xml:space="preserve"> </w:t>
       </w:r>
-      <w:hyperlink r:id="rId27">
+      <w:hyperlink r:id="rId28">
         <w:r>
           <w:rPr>
             <w:rStyle w:val="Hyperlink"/>
@@ -1479,8 +1440,8 @@
         <w:t xml:space="preserve">.</w:t>
       </w:r>
     </w:p>
-    <w:bookmarkEnd w:id="28"/>
-    <w:bookmarkStart w:id="30" w:name="ref-ratcliff2023"/>
+    <w:bookmarkEnd w:id="29"/>
+    <w:bookmarkStart w:id="31" w:name="ref-ratcliff2023"/>
     <w:p>
       <w:pPr>
         <w:pStyle w:val="Bibliography"/>
@@ -1525,7 +1486,7 @@
       <w:r>
         <w:t xml:space="preserve"> </w:t>
       </w:r>
-      <w:hyperlink r:id="rId29">
+      <w:hyperlink r:id="rId30">
         <w:r>
           <w:rPr>
             <w:rStyle w:val="Hyperlink"/>
@@ -1537,8 +1498,8 @@
         <w:t xml:space="preserve">.</w:t>
       </w:r>
     </w:p>
-    <w:bookmarkEnd w:id="30"/>
-    <w:bookmarkStart w:id="32" w:name="ref-rougier2014"/>
+    <w:bookmarkEnd w:id="31"/>
+    <w:bookmarkStart w:id="33" w:name="ref-rougier2014"/>
     <w:p>
       <w:pPr>
         <w:pStyle w:val="Bibliography"/>
@@ -1571,7 +1532,7 @@
       <w:r>
         <w:t xml:space="preserve"> </w:t>
       </w:r>
-      <w:hyperlink r:id="rId31">
+      <w:hyperlink r:id="rId32">
         <w:r>
           <w:rPr>
             <w:rStyle w:val="Hyperlink"/>
@@ -1583,9 +1544,9 @@
         <w:t xml:space="preserve">.</w:t>
       </w:r>
     </w:p>
-    <w:bookmarkEnd w:id="32"/>
     <w:bookmarkEnd w:id="33"/>
     <w:bookmarkEnd w:id="34"/>
+    <w:bookmarkEnd w:id="35"/>
     <w:sectPr>
       <w:footnotePr>
         <w:numRestart w:val="eachSect"/>
